--- a/26-2 Sports Day/교환담당팀/2026-2 스포츠데이 카드뉴스 홍보부 인계물.docx
+++ b/26-2 Sports Day/교환담당팀/2026-2 스포츠데이 카드뉴스 홍보부 인계물.docx
@@ -13,7 +13,7 @@
       </w:pPr>
       <w:sdt>
         <w:sdtPr>
-          <w:id w:val="-1286808326"/>
+          <w:id w:val="1989679498"/>
           <w:tag w:val="goog_rdk_0"/>
         </w:sdtPr>
         <w:sdtContent>
@@ -71,12 +71,12 @@
           <wp:inline distB="114300" distT="114300" distL="114300" distR="114300">
             <wp:extent cx="2228850" cy="1714500"/>
             <wp:effectExtent b="0" l="0" r="0" t="0"/>
-            <wp:docPr id="6" name="image2.png"/>
+            <wp:docPr id="6" name="image1.png"/>
             <a:graphic>
               <a:graphicData uri="http://schemas.openxmlformats.org/drawingml/2006/picture">
                 <pic:pic>
                   <pic:nvPicPr>
-                    <pic:cNvPr id="0" name="image2.png"/>
+                    <pic:cNvPr id="0" name="image1.png"/>
                     <pic:cNvPicPr preferRelativeResize="0"/>
                   </pic:nvPicPr>
                   <pic:blipFill>
@@ -127,7 +127,7 @@
       </w:pPr>
       <w:sdt>
         <w:sdtPr>
-          <w:id w:val="299666798"/>
+          <w:id w:val="-586961290"/>
           <w:tag w:val="goog_rdk_1"/>
         </w:sdtPr>
         <w:sdtContent>
@@ -149,7 +149,7 @@
       </w:pPr>
       <w:sdt>
         <w:sdtPr>
-          <w:id w:val="-1159043905"/>
+          <w:id w:val="-194938364"/>
           <w:tag w:val="goog_rdk_2"/>
         </w:sdtPr>
         <w:sdtContent>
@@ -319,7 +319,7 @@
       </w:pPr>
       <w:sdt>
         <w:sdtPr>
-          <w:id w:val="521671627"/>
+          <w:id w:val="1296098999"/>
           <w:tag w:val="goog_rdk_3"/>
         </w:sdtPr>
         <w:sdtContent>
@@ -345,7 +345,7 @@
       </w:pPr>
       <w:sdt>
         <w:sdtPr>
-          <w:id w:val="-1882413014"/>
+          <w:id w:val="-766082466"/>
           <w:tag w:val="goog_rdk_4"/>
         </w:sdtPr>
         <w:sdtContent>
@@ -371,7 +371,7 @@
       </w:pPr>
       <w:sdt>
         <w:sdtPr>
-          <w:id w:val="-1103788615"/>
+          <w:id w:val="-331716729"/>
           <w:tag w:val="goog_rdk_5"/>
         </w:sdtPr>
         <w:sdtContent>
@@ -397,7 +397,7 @@
       </w:pPr>
       <w:sdt>
         <w:sdtPr>
-          <w:id w:val="1523848551"/>
+          <w:id w:val="1892101825"/>
           <w:tag w:val="goog_rdk_6"/>
         </w:sdtPr>
         <w:sdtContent>
@@ -423,7 +423,7 @@
       </w:pPr>
       <w:sdt>
         <w:sdtPr>
-          <w:id w:val="2066028511"/>
+          <w:id w:val="1672352723"/>
           <w:tag w:val="goog_rdk_7"/>
         </w:sdtPr>
         <w:sdtContent>
@@ -438,7 +438,7 @@
       </w:sdt>
       <w:sdt>
         <w:sdtPr>
-          <w:id w:val="1553050330"/>
+          <w:id w:val="734458611"/>
           <w:tag w:val="goog_rdk_8"/>
         </w:sdtPr>
         <w:sdtContent>
@@ -516,7 +516,7 @@
       </w:pPr>
       <w:sdt>
         <w:sdtPr>
-          <w:id w:val="-1358639462"/>
+          <w:id w:val="-1801554690"/>
           <w:tag w:val="goog_rdk_9"/>
         </w:sdtPr>
         <w:sdtContent>
@@ -550,7 +550,7 @@
     <w:sdt>
       <w:sdtPr>
         <w:lock w:val="contentLocked"/>
-        <w:id w:val="-361205832"/>
+        <w:id w:val="-1028967871"/>
         <w:tag w:val="goog_rdk_35"/>
       </w:sdtPr>
       <w:sdtContent>
@@ -618,7 +618,7 @@
                 </w:pPr>
                 <w:sdt>
                   <w:sdtPr>
-                    <w:id w:val="1900878002"/>
+                    <w:id w:val="-749398149"/>
                     <w:tag w:val="goog_rdk_10"/>
                   </w:sdtPr>
                   <w:sdtContent>
@@ -665,7 +665,7 @@
                 </w:pPr>
                 <w:sdt>
                   <w:sdtPr>
-                    <w:id w:val="-848928505"/>
+                    <w:id w:val="320202963"/>
                     <w:tag w:val="goog_rdk_11"/>
                   </w:sdtPr>
                   <w:sdtContent>
@@ -717,7 +717,7 @@
                 </w:pPr>
                 <w:sdt>
                   <w:sdtPr>
-                    <w:id w:val="1125523660"/>
+                    <w:id w:val="2041295384"/>
                     <w:tag w:val="goog_rdk_12"/>
                   </w:sdtPr>
                   <w:sdtContent>
@@ -809,7 +809,7 @@
                 </w:pPr>
                 <w:sdt>
                   <w:sdtPr>
-                    <w:id w:val="-1665861807"/>
+                    <w:id w:val="-239392114"/>
                     <w:tag w:val="goog_rdk_13"/>
                   </w:sdtPr>
                   <w:sdtContent>
@@ -853,7 +853,7 @@
                 </w:pPr>
                 <w:sdt>
                   <w:sdtPr>
-                    <w:id w:val="40696794"/>
+                    <w:id w:val="1677560804"/>
                     <w:tag w:val="goog_rdk_14"/>
                   </w:sdtPr>
                   <w:sdtContent>
@@ -940,7 +940,7 @@
                 </w:pPr>
                 <w:sdt>
                   <w:sdtPr>
-                    <w:id w:val="548808304"/>
+                    <w:id w:val="-97932950"/>
                     <w:tag w:val="goog_rdk_15"/>
                   </w:sdtPr>
                   <w:sdtContent>
@@ -984,7 +984,7 @@
                 </w:pPr>
                 <w:sdt>
                   <w:sdtPr>
-                    <w:id w:val="-1803172292"/>
+                    <w:id w:val="-174291289"/>
                     <w:tag w:val="goog_rdk_16"/>
                   </w:sdtPr>
                   <w:sdtContent>
@@ -1068,7 +1068,7 @@
                 </w:pPr>
                 <w:sdt>
                   <w:sdtPr>
-                    <w:id w:val="-403452012"/>
+                    <w:id w:val="657679021"/>
                     <w:tag w:val="goog_rdk_17"/>
                   </w:sdtPr>
                   <w:sdtContent>
@@ -1112,7 +1112,7 @@
                 </w:pPr>
                 <w:sdt>
                   <w:sdtPr>
-                    <w:id w:val="1139226586"/>
+                    <w:id w:val="-83404306"/>
                     <w:tag w:val="goog_rdk_18"/>
                   </w:sdtPr>
                   <w:sdtContent>
@@ -1196,7 +1196,7 @@
                 </w:pPr>
                 <w:sdt>
                   <w:sdtPr>
-                    <w:id w:val="-107821877"/>
+                    <w:id w:val="1985557823"/>
                     <w:tag w:val="goog_rdk_19"/>
                   </w:sdtPr>
                   <w:sdtContent>
@@ -1240,7 +1240,7 @@
                 </w:pPr>
                 <w:sdt>
                   <w:sdtPr>
-                    <w:id w:val="-714788604"/>
+                    <w:id w:val="-1829325067"/>
                     <w:tag w:val="goog_rdk_20"/>
                   </w:sdtPr>
                   <w:sdtContent>
@@ -1325,7 +1325,7 @@
                 </w:pPr>
                 <w:sdt>
                   <w:sdtPr>
-                    <w:id w:val="-1695262671"/>
+                    <w:id w:val="-115221079"/>
                     <w:tag w:val="goog_rdk_21"/>
                   </w:sdtPr>
                   <w:sdtContent>
@@ -1369,7 +1369,7 @@
                 </w:pPr>
                 <w:sdt>
                   <w:sdtPr>
-                    <w:id w:val="-461646650"/>
+                    <w:id w:val="879700904"/>
                     <w:tag w:val="goog_rdk_22"/>
                   </w:sdtPr>
                   <w:sdtContent>
@@ -1454,7 +1454,7 @@
                 </w:pPr>
                 <w:sdt>
                   <w:sdtPr>
-                    <w:id w:val="-1178650401"/>
+                    <w:id w:val="-188280115"/>
                     <w:tag w:val="goog_rdk_23"/>
                   </w:sdtPr>
                   <w:sdtContent>
@@ -1498,7 +1498,7 @@
                 </w:pPr>
                 <w:sdt>
                   <w:sdtPr>
-                    <w:id w:val="253247684"/>
+                    <w:id w:val="-1419880932"/>
                     <w:tag w:val="goog_rdk_24"/>
                   </w:sdtPr>
                   <w:sdtContent>
@@ -1585,7 +1585,7 @@
                 </w:pPr>
                 <w:sdt>
                   <w:sdtPr>
-                    <w:id w:val="-909229153"/>
+                    <w:id w:val="171144761"/>
                     <w:tag w:val="goog_rdk_25"/>
                   </w:sdtPr>
                   <w:sdtContent>
@@ -1629,7 +1629,7 @@
                 </w:pPr>
                 <w:sdt>
                   <w:sdtPr>
-                    <w:id w:val="2116558707"/>
+                    <w:id w:val="-559989257"/>
                     <w:tag w:val="goog_rdk_26"/>
                   </w:sdtPr>
                   <w:sdtContent>
@@ -1713,7 +1713,7 @@
                 </w:pPr>
                 <w:sdt>
                   <w:sdtPr>
-                    <w:id w:val="222963582"/>
+                    <w:id w:val="-121419333"/>
                     <w:tag w:val="goog_rdk_27"/>
                   </w:sdtPr>
                   <w:sdtContent>
@@ -1757,7 +1757,7 @@
                 </w:pPr>
                 <w:sdt>
                   <w:sdtPr>
-                    <w:id w:val="-31876811"/>
+                    <w:id w:val="1672144036"/>
                     <w:tag w:val="goog_rdk_28"/>
                   </w:sdtPr>
                   <w:sdtContent>
@@ -1841,7 +1841,7 @@
                 </w:pPr>
                 <w:sdt>
                   <w:sdtPr>
-                    <w:id w:val="1646069410"/>
+                    <w:id w:val="-286973280"/>
                     <w:tag w:val="goog_rdk_29"/>
                   </w:sdtPr>
                   <w:sdtContent>
@@ -1885,7 +1885,7 @@
                 </w:pPr>
                 <w:sdt>
                   <w:sdtPr>
-                    <w:id w:val="621374709"/>
+                    <w:id w:val="989292327"/>
                     <w:tag w:val="goog_rdk_30"/>
                   </w:sdtPr>
                   <w:sdtContent>
@@ -1970,7 +1970,7 @@
                 </w:pPr>
                 <w:sdt>
                   <w:sdtPr>
-                    <w:id w:val="289240312"/>
+                    <w:id w:val="1406602185"/>
                     <w:tag w:val="goog_rdk_31"/>
                   </w:sdtPr>
                   <w:sdtContent>
@@ -2014,7 +2014,7 @@
                 </w:pPr>
                 <w:sdt>
                   <w:sdtPr>
-                    <w:id w:val="-67817939"/>
+                    <w:id w:val="223952048"/>
                     <w:tag w:val="goog_rdk_32"/>
                   </w:sdtPr>
                   <w:sdtContent>
@@ -2099,7 +2099,7 @@
                 </w:pPr>
                 <w:sdt>
                   <w:sdtPr>
-                    <w:id w:val="-1673496483"/>
+                    <w:id w:val="143640727"/>
                     <w:tag w:val="goog_rdk_33"/>
                   </w:sdtPr>
                   <w:sdtContent>
@@ -2143,7 +2143,7 @@
                 </w:pPr>
                 <w:sdt>
                   <w:sdtPr>
-                    <w:id w:val="-1859915807"/>
+                    <w:id w:val="1004498216"/>
                     <w:tag w:val="goog_rdk_34"/>
                   </w:sdtPr>
                   <w:sdtContent>
@@ -2209,7 +2209,7 @@
       </w:pPr>
       <w:sdt>
         <w:sdtPr>
-          <w:id w:val="-1806179934"/>
+          <w:id w:val="1910296871"/>
           <w:tag w:val="goog_rdk_36"/>
         </w:sdtPr>
         <w:sdtContent>
@@ -2242,7 +2242,7 @@
       </w:pPr>
       <w:sdt>
         <w:sdtPr>
-          <w:id w:val="1793131328"/>
+          <w:id w:val="103538357"/>
           <w:tag w:val="goog_rdk_37"/>
         </w:sdtPr>
         <w:sdtContent>
@@ -2274,7 +2274,7 @@
       </w:pPr>
       <w:sdt>
         <w:sdtPr>
-          <w:id w:val="897555762"/>
+          <w:id w:val="-379736977"/>
           <w:tag w:val="goog_rdk_38"/>
         </w:sdtPr>
         <w:sdtContent>
@@ -2283,7 +2283,7 @@
               <w:rFonts w:ascii="Arial Unicode MS" w:cs="Arial Unicode MS" w:eastAsia="Arial Unicode MS" w:hAnsi="Arial Unicode MS"/>
               <w:rtl w:val="0"/>
             </w:rPr>
-            <w:t xml:space="preserve">For Non-Vegan : 돈치스팸 도시락</w:t>
+            <w:t xml:space="preserve">For Non-Vegan : 불고기 버거</w:t>
           </w:r>
         </w:sdtContent>
       </w:sdt>
@@ -2320,7 +2320,7 @@
       </w:pPr>
       <w:sdt>
         <w:sdtPr>
-          <w:id w:val="292980350"/>
+          <w:id w:val="-2125232564"/>
           <w:tag w:val="goog_rdk_39"/>
         </w:sdtPr>
         <w:sdtContent>
@@ -2361,12 +2361,12 @@
           <wp:inline distB="114300" distT="114300" distL="114300" distR="114300">
             <wp:extent cx="5731200" cy="1524000"/>
             <wp:effectExtent b="0" l="0" r="0" t="0"/>
-            <wp:docPr id="4" name="image1.png"/>
+            <wp:docPr id="4" name="image2.png"/>
             <a:graphic>
               <a:graphicData uri="http://schemas.openxmlformats.org/drawingml/2006/picture">
                 <pic:pic>
                   <pic:nvPicPr>
-                    <pic:cNvPr id="0" name="image1.png"/>
+                    <pic:cNvPr id="0" name="image2.png"/>
                     <pic:cNvPicPr preferRelativeResize="0"/>
                   </pic:nvPicPr>
                   <pic:blipFill>
@@ -2407,12 +2407,12 @@
           <wp:inline distB="114300" distT="114300" distL="114300" distR="114300">
             <wp:extent cx="5648325" cy="3667125"/>
             <wp:effectExtent b="0" l="0" r="0" t="0"/>
-            <wp:docPr id="5" name="image4.png"/>
+            <wp:docPr id="5" name="image3.png"/>
             <a:graphic>
               <a:graphicData uri="http://schemas.openxmlformats.org/drawingml/2006/picture">
                 <pic:pic>
                   <pic:nvPicPr>
-                    <pic:cNvPr id="0" name="image4.png"/>
+                    <pic:cNvPr id="0" name="image3.png"/>
                     <pic:cNvPicPr preferRelativeResize="0"/>
                   </pic:nvPicPr>
                   <pic:blipFill>
@@ -2453,12 +2453,12 @@
           <wp:inline distB="114300" distT="114300" distL="114300" distR="114300">
             <wp:extent cx="5467350" cy="1943100"/>
             <wp:effectExtent b="0" l="0" r="0" t="0"/>
-            <wp:docPr id="3" name="image3.png"/>
+            <wp:docPr id="3" name="image4.png"/>
             <a:graphic>
               <a:graphicData uri="http://schemas.openxmlformats.org/drawingml/2006/picture">
                 <pic:pic>
                   <pic:nvPicPr>
-                    <pic:cNvPr id="0" name="image3.png"/>
+                    <pic:cNvPr id="0" name="image4.png"/>
                     <pic:cNvPicPr preferRelativeResize="0"/>
                   </pic:nvPicPr>
                   <pic:blipFill>
@@ -2495,7 +2495,7 @@
       </w:pPr>
       <w:sdt>
         <w:sdtPr>
-          <w:id w:val="-1933168651"/>
+          <w:id w:val="-2039857807"/>
           <w:tag w:val="goog_rdk_40"/>
         </w:sdtPr>
         <w:sdtContent>

--- a/26-2 Sports Day/교환담당팀/2026-2 스포츠데이 카드뉴스 홍보부 인계물.docx
+++ b/26-2 Sports Day/교환담당팀/2026-2 스포츠데이 카드뉴스 홍보부 인계물.docx
@@ -13,7 +13,7 @@
       </w:pPr>
       <w:sdt>
         <w:sdtPr>
-          <w:id w:val="1989679498"/>
+          <w:id w:val="111277294"/>
           <w:tag w:val="goog_rdk_0"/>
         </w:sdtPr>
         <w:sdtContent>
@@ -71,12 +71,12 @@
           <wp:inline distB="114300" distT="114300" distL="114300" distR="114300">
             <wp:extent cx="2228850" cy="1714500"/>
             <wp:effectExtent b="0" l="0" r="0" t="0"/>
-            <wp:docPr id="6" name="image1.png"/>
+            <wp:docPr id="6" name="image2.png"/>
             <a:graphic>
               <a:graphicData uri="http://schemas.openxmlformats.org/drawingml/2006/picture">
                 <pic:pic>
                   <pic:nvPicPr>
-                    <pic:cNvPr id="0" name="image1.png"/>
+                    <pic:cNvPr id="0" name="image2.png"/>
                     <pic:cNvPicPr preferRelativeResize="0"/>
                   </pic:nvPicPr>
                   <pic:blipFill>
@@ -127,7 +127,7 @@
       </w:pPr>
       <w:sdt>
         <w:sdtPr>
-          <w:id w:val="-586961290"/>
+          <w:id w:val="-2081622254"/>
           <w:tag w:val="goog_rdk_1"/>
         </w:sdtPr>
         <w:sdtContent>
@@ -149,7 +149,7 @@
       </w:pPr>
       <w:sdt>
         <w:sdtPr>
-          <w:id w:val="-194938364"/>
+          <w:id w:val="-2012625213"/>
           <w:tag w:val="goog_rdk_2"/>
         </w:sdtPr>
         <w:sdtContent>
@@ -319,7 +319,7 @@
       </w:pPr>
       <w:sdt>
         <w:sdtPr>
-          <w:id w:val="1296098999"/>
+          <w:id w:val="842928182"/>
           <w:tag w:val="goog_rdk_3"/>
         </w:sdtPr>
         <w:sdtContent>
@@ -345,7 +345,7 @@
       </w:pPr>
       <w:sdt>
         <w:sdtPr>
-          <w:id w:val="-766082466"/>
+          <w:id w:val="-923039958"/>
           <w:tag w:val="goog_rdk_4"/>
         </w:sdtPr>
         <w:sdtContent>
@@ -371,7 +371,7 @@
       </w:pPr>
       <w:sdt>
         <w:sdtPr>
-          <w:id w:val="-331716729"/>
+          <w:id w:val="1120791694"/>
           <w:tag w:val="goog_rdk_5"/>
         </w:sdtPr>
         <w:sdtContent>
@@ -397,7 +397,7 @@
       </w:pPr>
       <w:sdt>
         <w:sdtPr>
-          <w:id w:val="1892101825"/>
+          <w:id w:val="164808256"/>
           <w:tag w:val="goog_rdk_6"/>
         </w:sdtPr>
         <w:sdtContent>
@@ -423,7 +423,7 @@
       </w:pPr>
       <w:sdt>
         <w:sdtPr>
-          <w:id w:val="1672352723"/>
+          <w:id w:val="-1041076169"/>
           <w:tag w:val="goog_rdk_7"/>
         </w:sdtPr>
         <w:sdtContent>
@@ -438,7 +438,7 @@
       </w:sdt>
       <w:sdt>
         <w:sdtPr>
-          <w:id w:val="734458611"/>
+          <w:id w:val="-597392136"/>
           <w:tag w:val="goog_rdk_8"/>
         </w:sdtPr>
         <w:sdtContent>
@@ -516,7 +516,7 @@
       </w:pPr>
       <w:sdt>
         <w:sdtPr>
-          <w:id w:val="-1801554690"/>
+          <w:id w:val="-2050664309"/>
           <w:tag w:val="goog_rdk_9"/>
         </w:sdtPr>
         <w:sdtContent>
@@ -550,7 +550,7 @@
     <w:sdt>
       <w:sdtPr>
         <w:lock w:val="contentLocked"/>
-        <w:id w:val="-1028967871"/>
+        <w:id w:val="-1268975514"/>
         <w:tag w:val="goog_rdk_35"/>
       </w:sdtPr>
       <w:sdtContent>
@@ -618,7 +618,7 @@
                 </w:pPr>
                 <w:sdt>
                   <w:sdtPr>
-                    <w:id w:val="-749398149"/>
+                    <w:id w:val="147132961"/>
                     <w:tag w:val="goog_rdk_10"/>
                   </w:sdtPr>
                   <w:sdtContent>
@@ -665,7 +665,7 @@
                 </w:pPr>
                 <w:sdt>
                   <w:sdtPr>
-                    <w:id w:val="320202963"/>
+                    <w:id w:val="797106340"/>
                     <w:tag w:val="goog_rdk_11"/>
                   </w:sdtPr>
                   <w:sdtContent>
@@ -717,7 +717,7 @@
                 </w:pPr>
                 <w:sdt>
                   <w:sdtPr>
-                    <w:id w:val="2041295384"/>
+                    <w:id w:val="1558074986"/>
                     <w:tag w:val="goog_rdk_12"/>
                   </w:sdtPr>
                   <w:sdtContent>
@@ -809,7 +809,7 @@
                 </w:pPr>
                 <w:sdt>
                   <w:sdtPr>
-                    <w:id w:val="-239392114"/>
+                    <w:id w:val="949962135"/>
                     <w:tag w:val="goog_rdk_13"/>
                   </w:sdtPr>
                   <w:sdtContent>
@@ -853,7 +853,7 @@
                 </w:pPr>
                 <w:sdt>
                   <w:sdtPr>
-                    <w:id w:val="1677560804"/>
+                    <w:id w:val="-955707158"/>
                     <w:tag w:val="goog_rdk_14"/>
                   </w:sdtPr>
                   <w:sdtContent>
@@ -940,7 +940,7 @@
                 </w:pPr>
                 <w:sdt>
                   <w:sdtPr>
-                    <w:id w:val="-97932950"/>
+                    <w:id w:val="-109881108"/>
                     <w:tag w:val="goog_rdk_15"/>
                   </w:sdtPr>
                   <w:sdtContent>
@@ -984,7 +984,7 @@
                 </w:pPr>
                 <w:sdt>
                   <w:sdtPr>
-                    <w:id w:val="-174291289"/>
+                    <w:id w:val="-1912617757"/>
                     <w:tag w:val="goog_rdk_16"/>
                   </w:sdtPr>
                   <w:sdtContent>
@@ -1068,7 +1068,7 @@
                 </w:pPr>
                 <w:sdt>
                   <w:sdtPr>
-                    <w:id w:val="657679021"/>
+                    <w:id w:val="-759267388"/>
                     <w:tag w:val="goog_rdk_17"/>
                   </w:sdtPr>
                   <w:sdtContent>
@@ -1112,7 +1112,7 @@
                 </w:pPr>
                 <w:sdt>
                   <w:sdtPr>
-                    <w:id w:val="-83404306"/>
+                    <w:id w:val="-2136316933"/>
                     <w:tag w:val="goog_rdk_18"/>
                   </w:sdtPr>
                   <w:sdtContent>
@@ -1196,7 +1196,7 @@
                 </w:pPr>
                 <w:sdt>
                   <w:sdtPr>
-                    <w:id w:val="1985557823"/>
+                    <w:id w:val="-1908489106"/>
                     <w:tag w:val="goog_rdk_19"/>
                   </w:sdtPr>
                   <w:sdtContent>
@@ -1240,7 +1240,7 @@
                 </w:pPr>
                 <w:sdt>
                   <w:sdtPr>
-                    <w:id w:val="-1829325067"/>
+                    <w:id w:val="1924001806"/>
                     <w:tag w:val="goog_rdk_20"/>
                   </w:sdtPr>
                   <w:sdtContent>
@@ -1325,7 +1325,7 @@
                 </w:pPr>
                 <w:sdt>
                   <w:sdtPr>
-                    <w:id w:val="-115221079"/>
+                    <w:id w:val="2072370571"/>
                     <w:tag w:val="goog_rdk_21"/>
                   </w:sdtPr>
                   <w:sdtContent>
@@ -1369,7 +1369,7 @@
                 </w:pPr>
                 <w:sdt>
                   <w:sdtPr>
-                    <w:id w:val="879700904"/>
+                    <w:id w:val="-1482972604"/>
                     <w:tag w:val="goog_rdk_22"/>
                   </w:sdtPr>
                   <w:sdtContent>
@@ -1454,7 +1454,7 @@
                 </w:pPr>
                 <w:sdt>
                   <w:sdtPr>
-                    <w:id w:val="-188280115"/>
+                    <w:id w:val="-1086565940"/>
                     <w:tag w:val="goog_rdk_23"/>
                   </w:sdtPr>
                   <w:sdtContent>
@@ -1498,7 +1498,7 @@
                 </w:pPr>
                 <w:sdt>
                   <w:sdtPr>
-                    <w:id w:val="-1419880932"/>
+                    <w:id w:val="307188244"/>
                     <w:tag w:val="goog_rdk_24"/>
                   </w:sdtPr>
                   <w:sdtContent>
@@ -1585,7 +1585,7 @@
                 </w:pPr>
                 <w:sdt>
                   <w:sdtPr>
-                    <w:id w:val="171144761"/>
+                    <w:id w:val="443684625"/>
                     <w:tag w:val="goog_rdk_25"/>
                   </w:sdtPr>
                   <w:sdtContent>
@@ -1629,7 +1629,7 @@
                 </w:pPr>
                 <w:sdt>
                   <w:sdtPr>
-                    <w:id w:val="-559989257"/>
+                    <w:id w:val="-1329256694"/>
                     <w:tag w:val="goog_rdk_26"/>
                   </w:sdtPr>
                   <w:sdtContent>
@@ -1713,7 +1713,7 @@
                 </w:pPr>
                 <w:sdt>
                   <w:sdtPr>
-                    <w:id w:val="-121419333"/>
+                    <w:id w:val="531518814"/>
                     <w:tag w:val="goog_rdk_27"/>
                   </w:sdtPr>
                   <w:sdtContent>
@@ -1757,7 +1757,7 @@
                 </w:pPr>
                 <w:sdt>
                   <w:sdtPr>
-                    <w:id w:val="1672144036"/>
+                    <w:id w:val="984274177"/>
                     <w:tag w:val="goog_rdk_28"/>
                   </w:sdtPr>
                   <w:sdtContent>
@@ -1841,7 +1841,7 @@
                 </w:pPr>
                 <w:sdt>
                   <w:sdtPr>
-                    <w:id w:val="-286973280"/>
+                    <w:id w:val="1113993176"/>
                     <w:tag w:val="goog_rdk_29"/>
                   </w:sdtPr>
                   <w:sdtContent>
@@ -1885,7 +1885,7 @@
                 </w:pPr>
                 <w:sdt>
                   <w:sdtPr>
-                    <w:id w:val="989292327"/>
+                    <w:id w:val="-1032786944"/>
                     <w:tag w:val="goog_rdk_30"/>
                   </w:sdtPr>
                   <w:sdtContent>
@@ -1970,7 +1970,7 @@
                 </w:pPr>
                 <w:sdt>
                   <w:sdtPr>
-                    <w:id w:val="1406602185"/>
+                    <w:id w:val="1973205044"/>
                     <w:tag w:val="goog_rdk_31"/>
                   </w:sdtPr>
                   <w:sdtContent>
@@ -2014,7 +2014,7 @@
                 </w:pPr>
                 <w:sdt>
                   <w:sdtPr>
-                    <w:id w:val="223952048"/>
+                    <w:id w:val="-2115701174"/>
                     <w:tag w:val="goog_rdk_32"/>
                   </w:sdtPr>
                   <w:sdtContent>
@@ -2099,7 +2099,7 @@
                 </w:pPr>
                 <w:sdt>
                   <w:sdtPr>
-                    <w:id w:val="143640727"/>
+                    <w:id w:val="-1779667234"/>
                     <w:tag w:val="goog_rdk_33"/>
                   </w:sdtPr>
                   <w:sdtContent>
@@ -2143,7 +2143,7 @@
                 </w:pPr>
                 <w:sdt>
                   <w:sdtPr>
-                    <w:id w:val="1004498216"/>
+                    <w:id w:val="-1935313154"/>
                     <w:tag w:val="goog_rdk_34"/>
                   </w:sdtPr>
                   <w:sdtContent>
@@ -2209,7 +2209,7 @@
       </w:pPr>
       <w:sdt>
         <w:sdtPr>
-          <w:id w:val="1910296871"/>
+          <w:id w:val="-2008220685"/>
           <w:tag w:val="goog_rdk_36"/>
         </w:sdtPr>
         <w:sdtContent>
@@ -2242,7 +2242,7 @@
       </w:pPr>
       <w:sdt>
         <w:sdtPr>
-          <w:id w:val="103538357"/>
+          <w:id w:val="2020468244"/>
           <w:tag w:val="goog_rdk_37"/>
         </w:sdtPr>
         <w:sdtContent>
@@ -2274,7 +2274,7 @@
       </w:pPr>
       <w:sdt>
         <w:sdtPr>
-          <w:id w:val="-379736977"/>
+          <w:id w:val="1413601004"/>
           <w:tag w:val="goog_rdk_38"/>
         </w:sdtPr>
         <w:sdtContent>
@@ -2320,7 +2320,7 @@
       </w:pPr>
       <w:sdt>
         <w:sdtPr>
-          <w:id w:val="-2125232564"/>
+          <w:id w:val="1391049532"/>
           <w:tag w:val="goog_rdk_39"/>
         </w:sdtPr>
         <w:sdtContent>
@@ -2361,12 +2361,12 @@
           <wp:inline distB="114300" distT="114300" distL="114300" distR="114300">
             <wp:extent cx="5731200" cy="1524000"/>
             <wp:effectExtent b="0" l="0" r="0" t="0"/>
-            <wp:docPr id="4" name="image2.png"/>
+            <wp:docPr id="4" name="image1.png"/>
             <a:graphic>
               <a:graphicData uri="http://schemas.openxmlformats.org/drawingml/2006/picture">
                 <pic:pic>
                   <pic:nvPicPr>
-                    <pic:cNvPr id="0" name="image2.png"/>
+                    <pic:cNvPr id="0" name="image1.png"/>
                     <pic:cNvPicPr preferRelativeResize="0"/>
                   </pic:nvPicPr>
                   <pic:blipFill>
@@ -2398,7 +2398,6 @@
     </w:p>
     <w:p>
       <w:pPr>
-        <w:ind w:left="0" w:firstLine="0"/>
         <w:rPr/>
       </w:pPr>
       <w:r>
@@ -2407,12 +2406,12 @@
           <wp:inline distB="114300" distT="114300" distL="114300" distR="114300">
             <wp:extent cx="5648325" cy="3667125"/>
             <wp:effectExtent b="0" l="0" r="0" t="0"/>
-            <wp:docPr id="5" name="image3.png"/>
+            <wp:docPr id="5" name="image4.png"/>
             <a:graphic>
               <a:graphicData uri="http://schemas.openxmlformats.org/drawingml/2006/picture">
                 <pic:pic>
                   <pic:nvPicPr>
-                    <pic:cNvPr id="0" name="image3.png"/>
+                    <pic:cNvPr id="0" name="image4.png"/>
                     <pic:cNvPicPr preferRelativeResize="0"/>
                   </pic:nvPicPr>
                   <pic:blipFill>
@@ -2453,12 +2452,12 @@
           <wp:inline distB="114300" distT="114300" distL="114300" distR="114300">
             <wp:extent cx="5467350" cy="1943100"/>
             <wp:effectExtent b="0" l="0" r="0" t="0"/>
-            <wp:docPr id="3" name="image4.png"/>
+            <wp:docPr id="3" name="image3.png"/>
             <a:graphic>
               <a:graphicData uri="http://schemas.openxmlformats.org/drawingml/2006/picture">
                 <pic:pic>
                   <pic:nvPicPr>
-                    <pic:cNvPr id="0" name="image4.png"/>
+                    <pic:cNvPr id="0" name="image3.png"/>
                     <pic:cNvPicPr preferRelativeResize="0"/>
                   </pic:nvPicPr>
                   <pic:blipFill>
@@ -2495,7 +2494,7 @@
       </w:pPr>
       <w:sdt>
         <w:sdtPr>
-          <w:id w:val="-2039857807"/>
+          <w:id w:val="-34850898"/>
           <w:tag w:val="goog_rdk_40"/>
         </w:sdtPr>
         <w:sdtContent>
@@ -2774,7 +2773,6 @@
     </w:p>
     <w:p>
       <w:pPr>
-        <w:ind w:left="0" w:firstLine="0"/>
         <w:rPr/>
       </w:pPr>
       <w:r>
